--- a/contenus/trames/ENT-8.1-action-se-situer-trame-eleve.docx
+++ b/contenus/trames/ENT-8.1-action-se-situer-trame-eleve.docx
@@ -1101,7 +1101,7 @@
           <w:color w:val="1A1A1A"/>
           <w:sz w:val="21"/>
         </w:rPr>
-        <w:t>Une erreur à l’entrepôt se voit au magasin : un produit qui manque dans le rayon, qui arrive cassé ou en retard. Le premier à le voir, c’est le client.</w:t>
+        <w:t>Une erreur à l’entrepôt se voit au magasin : un produit qui manque, cassé ou en retard. Le premier à le voir, c’est le personnel du magasin, en ouvrant les colis ou en remplissant le rayon.</w:t>
       </w:r>
     </w:p>
     <w:p>
